--- a/templates/commercial_invoice_template.docx
+++ b/templates/commercial_invoice_template.docx
@@ -2139,7 +2139,7 @@
       </w:tr>
       <w:tr>
         <w:trPr>
-          <w:trHeight w:val="131"/>
+          <w:trHeight w:val="200"/>
         </w:trPr>
         <w:tc>
           <w:tcPr>
@@ -2148,7 +2148,7 @@
               <w:top w:val="nil"/>
               <w:left w:val="single" w:sz="12" w:space="0" w:color="000000"/>
               <w:bottom w:val="nil"/>
-              <w:right w:val="nil"/>
+              <w:right w:val="dotted" w:sz="2" w:space="0" w:color="000000"/>
             </w:tcBorders>
             <w:tcMar>
               <w:top w:w="28" w:type="dxa"/>
@@ -2156,15 +2156,15 @@
               <w:bottom w:w="28" w:type="dxa"/>
               <w:right w:w="102" w:type="dxa"/>
             </w:tcMar>
-            <w:hideMark/>
-          </w:tcPr>
-          <w:p>
-            <w:pPr>
-              <w:snapToGrid w:val="0"/>
-              <w:spacing w:after="0"/>
-              <w:textAlignment w:val="baseline"/>
-              <w:rPr>
-                <w:rFonts w:ascii="Times New Roman" w:eastAsia="바탕" w:hAnsi="Times New Roman" w:cs="Times New Roman"/>
+          </w:tcPr>
+          <w:p>
+            <w:pPr>
+              <w:snapToGrid w:val="0"/>
+              <w:spacing w:after="0"/>
+              <w:jc w:val="left"/>
+              <w:textAlignment w:val="baseline"/>
+              <w:rPr>
+                <w:rFonts w:ascii="Times New Roman" w:eastAsia="굴림" w:hAnsi="Times New Roman" w:cs="Times New Roman"/>
                 <w:color w:val="000000"/>
                 <w:spacing w:val="-12"/>
                 <w:kern w:val="0"/>
@@ -2179,9 +2179,9 @@
             <w:gridSpan w:val="2"/>
             <w:tcBorders>
               <w:top w:val="nil"/>
-              <w:left w:val="nil"/>
+              <w:left w:val="dotted" w:sz="2" w:space="0" w:color="000000"/>
               <w:bottom w:val="nil"/>
-              <w:right w:val="nil"/>
+              <w:right w:val="dotted" w:sz="2" w:space="0" w:color="000000"/>
             </w:tcBorders>
             <w:tcMar>
               <w:top w:w="28" w:type="dxa"/>
@@ -2189,15 +2189,15 @@
               <w:bottom w:w="28" w:type="dxa"/>
               <w:right w:w="102" w:type="dxa"/>
             </w:tcMar>
-            <w:hideMark/>
-          </w:tcPr>
-          <w:p>
-            <w:pPr>
-              <w:snapToGrid w:val="0"/>
-              <w:spacing w:after="0"/>
-              <w:textAlignment w:val="baseline"/>
-              <w:rPr>
-                <w:rFonts w:ascii="Times New Roman" w:eastAsia="바탕" w:hAnsi="Times New Roman" w:cs="Times New Roman"/>
+          </w:tcPr>
+          <w:p>
+            <w:pPr>
+              <w:snapToGrid w:val="0"/>
+              <w:spacing w:after="0"/>
+              <w:jc w:val="left"/>
+              <w:textAlignment w:val="baseline"/>
+              <w:rPr>
+                <w:rFonts w:ascii="Times New Roman" w:eastAsia="굴림" w:hAnsi="Times New Roman" w:cs="Times New Roman"/>
                 <w:color w:val="000000"/>
                 <w:spacing w:val="-12"/>
                 <w:kern w:val="0"/>
@@ -2212,9 +2212,9 @@
             <w:gridSpan w:val="2"/>
             <w:tcBorders>
               <w:top w:val="nil"/>
-              <w:left w:val="nil"/>
+              <w:left w:val="dotted" w:sz="2" w:space="0" w:color="000000"/>
               <w:bottom w:val="nil"/>
-              <w:right w:val="nil"/>
+              <w:right w:val="dotted" w:sz="2" w:space="0" w:color="000000"/>
             </w:tcBorders>
             <w:tcMar>
               <w:top w:w="28" w:type="dxa"/>
@@ -2222,15 +2222,15 @@
               <w:bottom w:w="28" w:type="dxa"/>
               <w:right w:w="102" w:type="dxa"/>
             </w:tcMar>
-            <w:hideMark/>
-          </w:tcPr>
-          <w:p>
-            <w:pPr>
-              <w:snapToGrid w:val="0"/>
-              <w:spacing w:after="0"/>
-              <w:textAlignment w:val="baseline"/>
-              <w:rPr>
-                <w:rFonts w:ascii="Times New Roman" w:eastAsia="바탕" w:hAnsi="Times New Roman" w:cs="Times New Roman"/>
+          </w:tcPr>
+          <w:p>
+            <w:pPr>
+              <w:snapToGrid w:val="0"/>
+              <w:spacing w:after="0"/>
+              <w:jc w:val="left"/>
+              <w:textAlignment w:val="baseline"/>
+              <w:rPr>
+                <w:rFonts w:ascii="Times New Roman" w:eastAsia="굴림" w:hAnsi="Times New Roman" w:cs="Times New Roman"/>
                 <w:color w:val="000000"/>
                 <w:spacing w:val="-12"/>
                 <w:kern w:val="0"/>
@@ -2245,9 +2245,9 @@
             <w:gridSpan w:val="2"/>
             <w:tcBorders>
               <w:top w:val="nil"/>
-              <w:left w:val="nil"/>
+              <w:left w:val="dotted" w:sz="2" w:space="0" w:color="000000"/>
               <w:bottom w:val="nil"/>
-              <w:right w:val="nil"/>
+              <w:right w:val="dotted" w:sz="2" w:space="0" w:color="000000"/>
             </w:tcBorders>
             <w:tcMar>
               <w:top w:w="28" w:type="dxa"/>
@@ -2255,15 +2255,15 @@
               <w:bottom w:w="28" w:type="dxa"/>
               <w:right w:w="102" w:type="dxa"/>
             </w:tcMar>
-            <w:hideMark/>
-          </w:tcPr>
-          <w:p>
-            <w:pPr>
-              <w:snapToGrid w:val="0"/>
-              <w:spacing w:after="0"/>
-              <w:textAlignment w:val="baseline"/>
-              <w:rPr>
-                <w:rFonts w:ascii="Times New Roman" w:eastAsia="바탕" w:hAnsi="Times New Roman" w:cs="Times New Roman"/>
+          </w:tcPr>
+          <w:p>
+            <w:pPr>
+              <w:snapToGrid w:val="0"/>
+              <w:spacing w:after="0"/>
+              <w:jc w:val="left"/>
+              <w:textAlignment w:val="baseline"/>
+              <w:rPr>
+                <w:rFonts w:ascii="Times New Roman" w:eastAsia="굴림" w:hAnsi="Times New Roman" w:cs="Times New Roman"/>
                 <w:color w:val="000000"/>
                 <w:spacing w:val="-12"/>
                 <w:kern w:val="0"/>
@@ -2277,9 +2277,9 @@
             <w:tcW w:w="1206" w:type="dxa"/>
             <w:tcBorders>
               <w:top w:val="nil"/>
-              <w:left w:val="nil"/>
+              <w:left w:val="dotted" w:sz="2" w:space="0" w:color="000000"/>
               <w:bottom w:val="nil"/>
-              <w:right w:val="nil"/>
+              <w:right w:val="dotted" w:sz="2" w:space="0" w:color="000000"/>
             </w:tcBorders>
             <w:tcMar>
               <w:top w:w="28" w:type="dxa"/>
@@ -2287,15 +2287,15 @@
               <w:bottom w:w="28" w:type="dxa"/>
               <w:right w:w="102" w:type="dxa"/>
             </w:tcMar>
-            <w:hideMark/>
-          </w:tcPr>
-          <w:p>
-            <w:pPr>
-              <w:snapToGrid w:val="0"/>
-              <w:spacing w:after="0"/>
-              <w:textAlignment w:val="baseline"/>
-              <w:rPr>
-                <w:rFonts w:ascii="Times New Roman" w:eastAsia="바탕" w:hAnsi="Times New Roman" w:cs="Times New Roman"/>
+          </w:tcPr>
+          <w:p>
+            <w:pPr>
+              <w:snapToGrid w:val="0"/>
+              <w:spacing w:after="0"/>
+              <w:jc w:val="left"/>
+              <w:textAlignment w:val="baseline"/>
+              <w:rPr>
+                <w:rFonts w:ascii="Times New Roman" w:eastAsia="굴림" w:hAnsi="Times New Roman" w:cs="Times New Roman"/>
                 <w:color w:val="000000"/>
                 <w:spacing w:val="-12"/>
                 <w:kern w:val="0"/>
@@ -2309,7 +2309,7 @@
             <w:tcW w:w="1795" w:type="dxa"/>
             <w:tcBorders>
               <w:top w:val="nil"/>
-              <w:left w:val="nil"/>
+              <w:left w:val="dotted" w:sz="2" w:space="0" w:color="000000"/>
               <w:bottom w:val="nil"/>
               <w:right w:val="single" w:sz="12" w:space="0" w:color="000000"/>
             </w:tcBorders>
@@ -2319,15 +2319,15 @@
               <w:bottom w:w="28" w:type="dxa"/>
               <w:right w:w="102" w:type="dxa"/>
             </w:tcMar>
-            <w:hideMark/>
-          </w:tcPr>
-          <w:p>
-            <w:pPr>
-              <w:snapToGrid w:val="0"/>
-              <w:spacing w:after="0"/>
-              <w:textAlignment w:val="baseline"/>
-              <w:rPr>
-                <w:rFonts w:ascii="Times New Roman" w:eastAsia="바탕" w:hAnsi="Times New Roman" w:cs="Times New Roman"/>
+          </w:tcPr>
+          <w:p>
+            <w:pPr>
+              <w:snapToGrid w:val="0"/>
+              <w:spacing w:after="0"/>
+              <w:jc w:val="left"/>
+              <w:textAlignment w:val="baseline"/>
+              <w:rPr>
+                <w:rFonts w:ascii="Times New Roman" w:eastAsia="굴림" w:hAnsi="Times New Roman" w:cs="Times New Roman"/>
                 <w:color w:val="000000"/>
                 <w:spacing w:val="-12"/>
                 <w:kern w:val="0"/>
@@ -2348,7 +2348,7 @@
               <w:top w:val="nil"/>
               <w:left w:val="single" w:sz="12" w:space="0" w:color="000000"/>
               <w:bottom w:val="single" w:sz="2" w:space="0" w:color="000000"/>
-              <w:right w:val="nil"/>
+              <w:right w:val="dotted" w:sz="2" w:space="0" w:color="000000"/>
             </w:tcBorders>
             <w:tcMar>
               <w:top w:w="28" w:type="dxa"/>
@@ -2356,12 +2356,12 @@
               <w:bottom w:w="28" w:type="dxa"/>
               <w:right w:w="102" w:type="dxa"/>
             </w:tcMar>
-            <w:hideMark/>
-          </w:tcPr>
-          <w:p>
-            <w:pPr>
-              <w:snapToGrid w:val="0"/>
-              <w:spacing w:after="0"/>
+          </w:tcPr>
+          <w:p>
+            <w:pPr>
+              <w:snapToGrid w:val="0"/>
+              <w:spacing w:after="0"/>
+              <w:jc w:val="left"/>
               <w:textAlignment w:val="baseline"/>
               <w:rPr>
                 <w:rFonts w:ascii="Times New Roman" w:eastAsia="굴림" w:hAnsi="Times New Roman" w:cs="Times New Roman"/>
@@ -2386,6 +2386,7 @@
             <w:pPr>
               <w:snapToGrid w:val="0"/>
               <w:spacing w:after="0"/>
+              <w:jc w:val="left"/>
               <w:textAlignment w:val="baseline"/>
               <w:rPr>
                 <w:rFonts w:ascii="Times New Roman" w:eastAsia="굴림" w:hAnsi="Times New Roman" w:cs="Times New Roman"/>
@@ -2410,6 +2411,7 @@
             <w:pPr>
               <w:snapToGrid w:val="0"/>
               <w:spacing w:after="0"/>
+              <w:jc w:val="left"/>
               <w:textAlignment w:val="baseline"/>
               <w:rPr>
                 <w:rFonts w:ascii="Times New Roman" w:eastAsia="굴림" w:hAnsi="Times New Roman" w:cs="Times New Roman"/>
@@ -2434,6 +2436,7 @@
             <w:pPr>
               <w:snapToGrid w:val="0"/>
               <w:spacing w:after="0"/>
+              <w:jc w:val="left"/>
               <w:textAlignment w:val="baseline"/>
               <w:rPr>
                 <w:rFonts w:ascii="Times New Roman" w:eastAsia="굴림" w:hAnsi="Times New Roman" w:cs="Times New Roman"/>
@@ -2458,6 +2461,7 @@
             <w:pPr>
               <w:snapToGrid w:val="0"/>
               <w:spacing w:after="0"/>
+              <w:jc w:val="left"/>
               <w:textAlignment w:val="baseline"/>
               <w:rPr>
                 <w:rFonts w:ascii="Times New Roman" w:eastAsia="굴림" w:hAnsi="Times New Roman" w:cs="Times New Roman"/>
@@ -2478,30 +2482,16 @@
               <w:t>{{marks_line5}}</w:t>
             </w:r>
           </w:p>
-          <w:p>
-            <w:pPr>
-              <w:snapToGrid w:val="0"/>
-              <w:spacing w:after="0"/>
-              <w:textAlignment w:val="baseline"/>
-              <w:rPr>
-                <w:rFonts w:ascii="Times New Roman" w:eastAsia="바탕" w:hAnsi="Times New Roman" w:cs="Times New Roman"/>
-                <w:color w:val="000000"/>
-                <w:spacing w:val="-12"/>
-                <w:kern w:val="0"/>
-                <w:szCs w:val="20"/>
-              </w:rPr>
-            </w:pPr>
-          </w:p>
-        </w:tc>
-        <w:tc>
-          <w:tcPr>
-            <w:tcW w:w="4646" w:type="dxa"/>
-            <w:gridSpan w:val="6"/>
+        </w:tc>
+        <w:tc>
+          <w:tcPr>
+            <w:tcW w:w="1650" w:type="dxa"/>
+            <w:gridSpan w:val="2"/>
             <w:tcBorders>
               <w:top w:val="nil"/>
-              <w:left w:val="nil"/>
+              <w:left w:val="dotted" w:sz="2" w:space="0" w:color="000000"/>
               <w:bottom w:val="single" w:sz="2" w:space="0" w:color="000000"/>
-              <w:right w:val="nil"/>
+              <w:right w:val="dotted" w:sz="2" w:space="0" w:color="000000"/>
             </w:tcBorders>
             <w:tcMar>
               <w:top w:w="28" w:type="dxa"/>
@@ -2509,200 +2499,42 @@
               <w:bottom w:w="28" w:type="dxa"/>
               <w:right w:w="102" w:type="dxa"/>
             </w:tcMar>
-            <w:hideMark/>
-          </w:tcPr>
-          <w:p>
-            <w:pPr>
-              <w:snapToGrid w:val="0"/>
-              <w:spacing w:after="0"/>
-              <w:ind w:firstLineChars="1000" w:firstLine="1760"/>
-              <w:textAlignment w:val="baseline"/>
-              <w:rPr>
-                <w:rFonts w:ascii="Times New Roman" w:eastAsia="굴림" w:hAnsi="Times New Roman" w:cs="Times New Roman"/>
-                <w:color w:val="000000"/>
-                <w:spacing w:val="-12"/>
-                <w:kern w:val="0"/>
-                <w:szCs w:val="20"/>
-              </w:rPr>
-            </w:pPr>
-            <w:r>
-              <w:rPr>
-                <w:rFonts w:ascii="Times New Roman" w:eastAsia="바탕" w:hAnsi="Times New Roman" w:cs="Times New Roman"/>
-                <w:color w:val="000000"/>
-                <w:spacing w:val="-12"/>
-                <w:kern w:val="0"/>
-                <w:szCs w:val="20"/>
-              </w:rPr>
-              <w:t xml:space="preserve">{{packages}}   {{goods_description}}</w:t>
-            </w:r>
-            <w:r>
-              <w:rPr>
-                <w:rFonts w:ascii="Times New Roman" w:eastAsia="바탕" w:hAnsi="Times New Roman" w:cs="Times New Roman" w:hint="eastAsia"/>
-                <w:color w:val="000000"/>
-                <w:spacing w:val="-12"/>
-                <w:kern w:val="0"/>
-                <w:szCs w:val="20"/>
-              </w:rPr>
-              <w:t xml:space="preserve">   </w:t>
-            </w:r>
-            <w:r>
-              <w:rPr>
-                <w:rFonts w:ascii="Times New Roman" w:eastAsia="바탕" w:hAnsi="Times New Roman" w:cs="Times New Roman"/>
-                <w:color w:val="000000"/>
-                <w:spacing w:val="-12"/>
-                <w:kern w:val="0"/>
-                <w:szCs w:val="20"/>
-              </w:rPr>
-              <w:t>{{quantity}}</w:t>
-            </w:r>
-          </w:p>
-          <w:p>
-            <w:pPr>
-              <w:snapToGrid w:val="0"/>
-              <w:spacing w:after="0"/>
-              <w:textAlignment w:val="baseline"/>
-              <w:rPr>
-                <w:rFonts w:ascii="Times New Roman" w:eastAsia="굴림" w:hAnsi="Times New Roman" w:cs="Times New Roman"/>
-                <w:color w:val="000000"/>
-                <w:spacing w:val="-12"/>
-                <w:kern w:val="0"/>
-                <w:szCs w:val="20"/>
-              </w:rPr>
-            </w:pPr>
-            <w:r>
-              <w:rPr>
-                <w:rFonts w:ascii="Times New Roman" w:eastAsia="바탕" w:hAnsi="Times New Roman" w:cs="Times New Roman"/>
-                <w:color w:val="000000"/>
-                <w:spacing w:val="-12"/>
-                <w:kern w:val="0"/>
-                <w:szCs w:val="20"/>
-              </w:rPr>
-              <w:t>{{goods_spec}}</w:t>
-            </w:r>
-            <w:r>
-              <w:rPr>
-                <w:rFonts w:ascii="Times New Roman" w:eastAsia="바탕" w:hAnsi="Times New Roman" w:cs="Times New Roman" w:hint="eastAsia"/>
-                <w:color w:val="000000"/>
-                <w:spacing w:val="-12"/>
-                <w:kern w:val="0"/>
-                <w:szCs w:val="20"/>
-              </w:rPr>
-              <w:t xml:space="preserve">                          </w:t>
-            </w:r>
-            <w:r>
-              <w:rPr>
-                <w:rFonts w:ascii="Times New Roman" w:eastAsia="바탕" w:hAnsi="Times New Roman" w:cs="Times New Roman"/>
-                <w:color w:val="000000"/>
-                <w:spacing w:val="-12"/>
-                <w:kern w:val="0"/>
-                <w:szCs w:val="20"/>
-              </w:rPr>
-              <w:t xml:space="preserve"> </w:t>
-            </w:r>
-            <w:r>
-              <w:rPr>
-                <w:rFonts w:ascii="Times New Roman" w:eastAsia="바탕" w:hAnsi="Times New Roman" w:cs="Times New Roman" w:hint="eastAsia"/>
-                <w:color w:val="000000"/>
-                <w:spacing w:val="-12"/>
-                <w:kern w:val="0"/>
-                <w:szCs w:val="20"/>
-              </w:rPr>
-              <w:t xml:space="preserve">  </w:t>
-            </w:r>
-            <w:r>
-              <w:rPr>
-                <w:rFonts w:ascii="Times New Roman" w:eastAsia="바탕" w:hAnsi="Times New Roman" w:cs="Times New Roman"/>
-                <w:color w:val="000000"/>
-                <w:spacing w:val="-12"/>
-                <w:kern w:val="0"/>
-                <w:szCs w:val="20"/>
-              </w:rPr>
-              <w:t>{{net_weight}}</w:t>
-            </w:r>
-          </w:p>
-          <w:p>
-            <w:pPr>
-              <w:snapToGrid w:val="0"/>
-              <w:spacing w:after="0"/>
-              <w:textAlignment w:val="baseline"/>
-              <w:rPr>
-                <w:rFonts w:ascii="Times New Roman" w:eastAsia="굴림" w:hAnsi="Times New Roman" w:cs="Times New Roman"/>
-                <w:color w:val="000000"/>
-                <w:spacing w:val="-12"/>
-                <w:kern w:val="0"/>
-                <w:szCs w:val="20"/>
-              </w:rPr>
-            </w:pPr>
-            <w:r>
-              <w:rPr>
-                <w:rFonts w:ascii="Times New Roman" w:eastAsia="바탕" w:hAnsi="Times New Roman" w:cs="Times New Roman"/>
-                <w:color w:val="000000"/>
-                <w:spacing w:val="-12"/>
-                <w:kern w:val="0"/>
-                <w:szCs w:val="20"/>
-              </w:rPr>
-              <w:t xml:space="preserve">{{goods_note1}}</w:t>
-            </w:r>
-          </w:p>
-          <w:p>
-            <w:pPr>
-              <w:snapToGrid w:val="0"/>
-              <w:spacing w:after="0"/>
-              <w:textAlignment w:val="baseline"/>
-              <w:rPr>
-                <w:rFonts w:ascii="Times New Roman" w:eastAsia="굴림" w:hAnsi="Times New Roman" w:cs="Times New Roman"/>
-                <w:color w:val="000000"/>
-                <w:spacing w:val="-12"/>
-                <w:kern w:val="0"/>
-                <w:szCs w:val="20"/>
-              </w:rPr>
-            </w:pPr>
-            <w:r>
-              <w:rPr>
-                <w:rFonts w:ascii="Times New Roman" w:eastAsia="바탕" w:hAnsi="Times New Roman" w:cs="Times New Roman"/>
-                <w:color w:val="000000"/>
-                <w:spacing w:val="-12"/>
-                <w:kern w:val="0"/>
-                <w:szCs w:val="20"/>
-              </w:rPr>
-              <w:t>{{goods_note2}}</w:t>
-            </w:r>
-          </w:p>
-          <w:p>
-            <w:pPr>
-              <w:snapToGrid w:val="0"/>
-              <w:spacing w:after="0"/>
-              <w:textAlignment w:val="baseline"/>
-              <w:rPr>
-                <w:rFonts w:ascii="Times New Roman" w:eastAsia="굴림" w:hAnsi="Times New Roman" w:cs="Times New Roman"/>
-                <w:color w:val="000000"/>
-                <w:spacing w:val="-12"/>
-                <w:kern w:val="0"/>
-                <w:szCs w:val="20"/>
-              </w:rPr>
-            </w:pPr>
-            <w:r>
-              <w:rPr>
-                <w:rFonts w:ascii="Times New Roman" w:eastAsia="바탕" w:hAnsi="Times New Roman" w:cs="Times New Roman"/>
-                <w:color w:val="000000"/>
-                <w:spacing w:val="-12"/>
-                <w:kern w:val="0"/>
-                <w:szCs w:val="20"/>
-              </w:rPr>
-              <w:t>{{goods_note3}}</w:t>
-            </w:r>
-            <w:bookmarkStart w:id="0" w:name="_GoBack"/>
-            <w:bookmarkEnd w:id="0"/>
-          </w:p>
-        </w:tc>
-        <w:tc>
-          <w:tcPr>
-            <w:tcW w:w="1206" w:type="dxa"/>
+          </w:tcPr>
+          <w:p>
+            <w:pPr>
+              <w:snapToGrid w:val="0"/>
+              <w:spacing w:after="0"/>
+              <w:jc w:val="left"/>
+              <w:textAlignment w:val="baseline"/>
+              <w:rPr>
+                <w:rFonts w:ascii="Times New Roman" w:eastAsia="굴림" w:hAnsi="Times New Roman" w:cs="Times New Roman"/>
+                <w:color w:val="000000"/>
+                <w:spacing w:val="-12"/>
+                <w:kern w:val="0"/>
+                <w:szCs w:val="20"/>
+              </w:rPr>
+            </w:pPr>
+            <w:r>
+              <w:rPr>
+                <w:rFonts w:ascii="Times New Roman" w:eastAsia="바탕" w:hAnsi="Times New Roman" w:cs="Times New Roman"/>
+                <w:color w:val="000000"/>
+                <w:spacing w:val="-12"/>
+                <w:kern w:val="0"/>
+                <w:szCs w:val="20"/>
+              </w:rPr>
+              <w:t>{{packages}}</w:t>
+            </w:r>
+          </w:p>
+        </w:tc>
+        <w:tc>
+          <w:tcPr>
+            <w:tcW w:w="1671" w:type="dxa"/>
+            <w:gridSpan w:val="2"/>
             <w:tcBorders>
               <w:top w:val="nil"/>
-              <w:left w:val="nil"/>
+              <w:left w:val="dotted" w:sz="2" w:space="0" w:color="000000"/>
               <w:bottom w:val="single" w:sz="2" w:space="0" w:color="000000"/>
-              <w:right w:val="nil"/>
+              <w:right w:val="dotted" w:sz="2" w:space="0" w:color="000000"/>
             </w:tcBorders>
             <w:tcMar>
               <w:top w:w="28" w:type="dxa"/>
@@ -2710,41 +2542,142 @@
               <w:bottom w:w="28" w:type="dxa"/>
               <w:right w:w="102" w:type="dxa"/>
             </w:tcMar>
-            <w:hideMark/>
-          </w:tcPr>
-          <w:p>
-            <w:pPr>
-              <w:snapToGrid w:val="0"/>
-              <w:spacing w:after="0"/>
-              <w:textAlignment w:val="baseline"/>
-              <w:rPr>
-                <w:rFonts w:ascii="Times New Roman" w:eastAsia="굴림" w:hAnsi="Times New Roman" w:cs="Times New Roman"/>
-                <w:color w:val="000000"/>
-                <w:spacing w:val="-12"/>
-                <w:kern w:val="0"/>
-                <w:szCs w:val="20"/>
-              </w:rPr>
-            </w:pPr>
-            <w:r>
-              <w:rPr>
-                <w:rFonts w:ascii="Times New Roman" w:eastAsia="바탕" w:hAnsi="Times New Roman" w:cs="Times New Roman"/>
-                <w:color w:val="000000"/>
-                <w:spacing w:val="-12"/>
-                <w:kern w:val="0"/>
-                <w:szCs w:val="20"/>
-              </w:rPr>
-              <w:t>{{unit_price}}</w:t>
-            </w:r>
-          </w:p>
-        </w:tc>
-        <w:tc>
-          <w:tcPr>
-            <w:tcW w:w="1795" w:type="dxa"/>
+          </w:tcPr>
+          <w:p>
+            <w:pPr>
+              <w:snapToGrid w:val="0"/>
+              <w:spacing w:after="0"/>
+              <w:jc w:val="left"/>
+              <w:textAlignment w:val="baseline"/>
+              <w:rPr>
+                <w:rFonts w:ascii="Times New Roman" w:eastAsia="굴림" w:hAnsi="Times New Roman" w:cs="Times New Roman"/>
+                <w:color w:val="000000"/>
+                <w:spacing w:val="-12"/>
+                <w:kern w:val="0"/>
+                <w:szCs w:val="20"/>
+              </w:rPr>
+            </w:pPr>
+            <w:r>
+              <w:rPr>
+                <w:rFonts w:ascii="Times New Roman" w:eastAsia="바탕" w:hAnsi="Times New Roman" w:cs="Times New Roman"/>
+                <w:color w:val="000000"/>
+                <w:spacing w:val="-12"/>
+                <w:kern w:val="0"/>
+                <w:szCs w:val="20"/>
+              </w:rPr>
+              <w:t>{{goods_description}}</w:t>
+            </w:r>
+          </w:p>
+          <w:p>
+            <w:pPr>
+              <w:snapToGrid w:val="0"/>
+              <w:spacing w:after="0"/>
+              <w:jc w:val="left"/>
+              <w:textAlignment w:val="baseline"/>
+              <w:rPr>
+                <w:rFonts w:ascii="Times New Roman" w:eastAsia="굴림" w:hAnsi="Times New Roman" w:cs="Times New Roman"/>
+                <w:color w:val="000000"/>
+                <w:spacing w:val="-12"/>
+                <w:kern w:val="0"/>
+                <w:szCs w:val="20"/>
+              </w:rPr>
+            </w:pPr>
+            <w:r>
+              <w:rPr>
+                <w:rFonts w:ascii="Times New Roman" w:eastAsia="바탕" w:hAnsi="Times New Roman" w:cs="Times New Roman"/>
+                <w:color w:val="000000"/>
+                <w:spacing w:val="-12"/>
+                <w:kern w:val="0"/>
+                <w:szCs w:val="20"/>
+              </w:rPr>
+              <w:t>{{goods_spec}}</w:t>
+            </w:r>
+          </w:p>
+          <w:p>
+            <w:pPr>
+              <w:snapToGrid w:val="0"/>
+              <w:spacing w:after="0"/>
+              <w:jc w:val="left"/>
+              <w:textAlignment w:val="baseline"/>
+              <w:rPr>
+                <w:rFonts w:ascii="Times New Roman" w:eastAsia="굴림" w:hAnsi="Times New Roman" w:cs="Times New Roman"/>
+                <w:color w:val="000000"/>
+                <w:spacing w:val="-12"/>
+                <w:kern w:val="0"/>
+                <w:szCs w:val="20"/>
+              </w:rPr>
+            </w:pPr>
+            <w:r>
+              <w:rPr>
+                <w:rFonts w:ascii="Times New Roman" w:eastAsia="바탕" w:hAnsi="Times New Roman" w:cs="Times New Roman"/>
+                <w:color w:val="000000"/>
+                <w:spacing w:val="-12"/>
+                <w:kern w:val="0"/>
+                <w:szCs w:val="20"/>
+              </w:rPr>
+              <w:t>{{goods_note1}}</w:t>
+            </w:r>
+          </w:p>
+          <w:p>
+            <w:pPr>
+              <w:snapToGrid w:val="0"/>
+              <w:spacing w:after="0"/>
+              <w:jc w:val="left"/>
+              <w:textAlignment w:val="baseline"/>
+              <w:rPr>
+                <w:rFonts w:ascii="Times New Roman" w:eastAsia="굴림" w:hAnsi="Times New Roman" w:cs="Times New Roman"/>
+                <w:color w:val="000000"/>
+                <w:spacing w:val="-12"/>
+                <w:kern w:val="0"/>
+                <w:szCs w:val="20"/>
+              </w:rPr>
+            </w:pPr>
+            <w:r>
+              <w:rPr>
+                <w:rFonts w:ascii="Times New Roman" w:eastAsia="바탕" w:hAnsi="Times New Roman" w:cs="Times New Roman"/>
+                <w:color w:val="000000"/>
+                <w:spacing w:val="-12"/>
+                <w:kern w:val="0"/>
+                <w:szCs w:val="20"/>
+              </w:rPr>
+              <w:t>{{goods_note2}}</w:t>
+            </w:r>
+          </w:p>
+          <w:p>
+            <w:pPr>
+              <w:snapToGrid w:val="0"/>
+              <w:spacing w:after="0"/>
+              <w:jc w:val="left"/>
+              <w:textAlignment w:val="baseline"/>
+              <w:rPr>
+                <w:rFonts w:ascii="Times New Roman" w:eastAsia="굴림" w:hAnsi="Times New Roman" w:cs="Times New Roman"/>
+                <w:color w:val="000000"/>
+                <w:spacing w:val="-12"/>
+                <w:kern w:val="0"/>
+                <w:szCs w:val="20"/>
+              </w:rPr>
+            </w:pPr>
+            <w:r>
+              <w:rPr>
+                <w:rFonts w:ascii="Times New Roman" w:eastAsia="바탕" w:hAnsi="Times New Roman" w:cs="Times New Roman"/>
+                <w:color w:val="000000"/>
+                <w:spacing w:val="-12"/>
+                <w:kern w:val="0"/>
+                <w:szCs w:val="20"/>
+              </w:rPr>
+              <w:t>{{goods_note3}}</w:t>
+            </w:r>
+          </w:p>
+        </w:tc>
+        <w:tc>
+          <w:tcPr>
+            <w:tcW w:w="1325" w:type="dxa"/>
+            <w:gridSpan w:val="2"/>
             <w:tcBorders>
               <w:top w:val="nil"/>
-              <w:left w:val="nil"/>
+              <w:left w:val="dotted" w:sz="2" w:space="0" w:color="000000"/>
               <w:bottom w:val="single" w:sz="2" w:space="0" w:color="000000"/>
-              <w:right w:val="single" w:sz="12" w:space="0" w:color="000000"/>
+              <w:right w:val="dotted" w:sz="2" w:space="0" w:color="000000"/>
             </w:tcBorders>
             <w:tcMar>
               <w:top w:w="28" w:type="dxa"/>
@@ -2752,12 +2685,121 @@
               <w:bottom w:w="28" w:type="dxa"/>
               <w:right w:w="102" w:type="dxa"/>
             </w:tcMar>
-            <w:hideMark/>
-          </w:tcPr>
-          <w:p>
-            <w:pPr>
-              <w:snapToGrid w:val="0"/>
-              <w:spacing w:after="0"/>
+          </w:tcPr>
+          <w:p>
+            <w:pPr>
+              <w:snapToGrid w:val="0"/>
+              <w:spacing w:after="0"/>
+              <w:jc w:val="left"/>
+              <w:textAlignment w:val="baseline"/>
+              <w:rPr>
+                <w:rFonts w:ascii="Times New Roman" w:eastAsia="굴림" w:hAnsi="Times New Roman" w:cs="Times New Roman"/>
+                <w:color w:val="000000"/>
+                <w:spacing w:val="-12"/>
+                <w:kern w:val="0"/>
+                <w:szCs w:val="20"/>
+              </w:rPr>
+            </w:pPr>
+            <w:r>
+              <w:rPr>
+                <w:rFonts w:ascii="Times New Roman" w:eastAsia="바탕" w:hAnsi="Times New Roman" w:cs="Times New Roman"/>
+                <w:color w:val="000000"/>
+                <w:spacing w:val="-12"/>
+                <w:kern w:val="0"/>
+                <w:szCs w:val="20"/>
+              </w:rPr>
+              <w:t>{{quantity}}</w:t>
+            </w:r>
+          </w:p>
+          <w:p>
+            <w:pPr>
+              <w:snapToGrid w:val="0"/>
+              <w:spacing w:after="0"/>
+              <w:jc w:val="left"/>
+              <w:textAlignment w:val="baseline"/>
+              <w:rPr>
+                <w:rFonts w:ascii="Times New Roman" w:eastAsia="굴림" w:hAnsi="Times New Roman" w:cs="Times New Roman"/>
+                <w:color w:val="000000"/>
+                <w:spacing w:val="-12"/>
+                <w:kern w:val="0"/>
+                <w:szCs w:val="20"/>
+              </w:rPr>
+            </w:pPr>
+            <w:r>
+              <w:rPr>
+                <w:rFonts w:ascii="Times New Roman" w:eastAsia="바탕" w:hAnsi="Times New Roman" w:cs="Times New Roman"/>
+                <w:color w:val="000000"/>
+                <w:spacing w:val="-12"/>
+                <w:kern w:val="0"/>
+                <w:szCs w:val="20"/>
+              </w:rPr>
+              <w:t>{{net_weight}}</w:t>
+            </w:r>
+          </w:p>
+        </w:tc>
+        <w:tc>
+          <w:tcPr>
+            <w:tcW w:w="1206" w:type="dxa"/>
+            <w:tcBorders>
+              <w:top w:val="nil"/>
+              <w:left w:val="dotted" w:sz="2" w:space="0" w:color="000000"/>
+              <w:bottom w:val="single" w:sz="2" w:space="0" w:color="000000"/>
+              <w:right w:val="dotted" w:sz="2" w:space="0" w:color="000000"/>
+            </w:tcBorders>
+            <w:tcMar>
+              <w:top w:w="28" w:type="dxa"/>
+              <w:left w:w="102" w:type="dxa"/>
+              <w:bottom w:w="28" w:type="dxa"/>
+              <w:right w:w="102" w:type="dxa"/>
+            </w:tcMar>
+          </w:tcPr>
+          <w:p>
+            <w:pPr>
+              <w:snapToGrid w:val="0"/>
+              <w:spacing w:after="0"/>
+              <w:jc w:val="left"/>
+              <w:textAlignment w:val="baseline"/>
+              <w:rPr>
+                <w:rFonts w:ascii="Times New Roman" w:eastAsia="굴림" w:hAnsi="Times New Roman" w:cs="Times New Roman"/>
+                <w:color w:val="000000"/>
+                <w:spacing w:val="-12"/>
+                <w:kern w:val="0"/>
+                <w:szCs w:val="20"/>
+              </w:rPr>
+            </w:pPr>
+            <w:r>
+              <w:rPr>
+                <w:rFonts w:ascii="Times New Roman" w:eastAsia="바탕" w:hAnsi="Times New Roman" w:cs="Times New Roman"/>
+                <w:color w:val="000000"/>
+                <w:spacing w:val="-12"/>
+                <w:kern w:val="0"/>
+                <w:szCs w:val="20"/>
+              </w:rPr>
+              <w:t>{{unit_price}}</w:t>
+            </w:r>
+          </w:p>
+        </w:tc>
+        <w:tc>
+          <w:tcPr>
+            <w:tcW w:w="1795" w:type="dxa"/>
+            <w:tcBorders>
+              <w:top w:val="nil"/>
+              <w:left w:val="dotted" w:sz="2" w:space="0" w:color="000000"/>
+              <w:bottom w:val="single" w:sz="2" w:space="0" w:color="000000"/>
+              <w:right w:val="single" w:sz="12" w:space="0" w:color="000000"/>
+            </w:tcBorders>
+            <w:tcMar>
+              <w:top w:w="28" w:type="dxa"/>
+              <w:left w:w="102" w:type="dxa"/>
+              <w:bottom w:w="28" w:type="dxa"/>
+              <w:right w:w="102" w:type="dxa"/>
+            </w:tcMar>
+          </w:tcPr>
+          <w:p>
+            <w:pPr>
+              <w:snapToGrid w:val="0"/>
+              <w:spacing w:after="0"/>
+              <w:jc w:val="left"/>
               <w:textAlignment w:val="baseline"/>
               <w:rPr>
                 <w:rFonts w:ascii="Times New Roman" w:eastAsia="굴림" w:hAnsi="Times New Roman" w:cs="Times New Roman"/>

--- a/templates/commercial_invoice_template.docx
+++ b/templates/commercial_invoice_template.docx
@@ -20,9 +20,9 @@
         <w:gridCol w:w="1093"/>
         <w:gridCol w:w="711"/>
         <w:gridCol w:w="960"/>
-        <w:gridCol w:w="1113"/>
+        <w:gridCol w:w="913"/>
         <w:gridCol w:w="212"/>
-        <w:gridCol w:w="1206"/>
+        <w:gridCol w:w="1406"/>
         <w:gridCol w:w="1795"/>
       </w:tblGrid>
       <w:tr>
@@ -139,7 +139,7 @@
         </w:tc>
         <w:tc>
           <w:tcPr>
-            <w:tcW w:w="1803" w:type="dxa"/>
+            <w:tcW w:w="1804" w:type="dxa"/>
             <w:gridSpan w:val="2"/>
             <w:tcBorders>
               <w:top w:val="single" w:sz="12" w:space="0" w:color="000000"/>
@@ -272,7 +272,7 @@
         </w:trPr>
         <w:tc>
           <w:tcPr>
-            <w:tcW w:w="0" w:type="auto"/>
+            <w:tcW w:w="2324" w:type="auto"/>
             <w:gridSpan w:val="2"/>
             <w:vMerge/>
             <w:tcBorders>
@@ -305,7 +305,7 @@
         </w:tc>
         <w:tc>
           <w:tcPr>
-            <w:tcW w:w="1803" w:type="dxa"/>
+            <w:tcW w:w="1804" w:type="dxa"/>
             <w:gridSpan w:val="2"/>
             <w:vMerge w:val="restart"/>
             <w:tcBorders>
@@ -412,7 +412,7 @@
         </w:tc>
         <w:tc>
           <w:tcPr>
-            <w:tcW w:w="0" w:type="auto"/>
+            <w:tcW w:w="1804" w:type="auto"/>
             <w:gridSpan w:val="2"/>
             <w:vMerge/>
             <w:tcBorders>
@@ -632,7 +632,7 @@
         </w:trPr>
         <w:tc>
           <w:tcPr>
-            <w:tcW w:w="0" w:type="auto"/>
+            <w:tcW w:w="4128" w:type="auto"/>
             <w:gridSpan w:val="4"/>
             <w:vMerge/>
             <w:tcBorders>
@@ -1789,12 +1789,14 @@
             <w:pPr>
               <w:snapToGrid w:val="0"/>
               <w:spacing w:after="0"/>
-              <w:textAlignment w:val="baseline"/>
-              <w:rPr>
-                <w:rFonts w:ascii="Times New Roman" w:eastAsia="굴림" w:hAnsi="Times New Roman" w:cs="Times New Roman"/>
-                <w:color w:val="000000"/>
-                <w:spacing w:val="-12"/>
-                <w:kern w:val="0"/>
+              <w:jc w:val="left"/>
+              <w:textAlignment w:val="baseline"/>
+              <w:rPr>
+                <w:rFonts w:ascii="Times New Roman" w:eastAsia="굴림" w:hAnsi="Times New Roman" w:cs="Times New Roman"/>
+                <w:color w:val="000000"/>
+                <w:spacing w:val="-12"/>
+                <w:kern w:val="0"/>
+                <w:sz w:val="18"/>
                 <w:szCs w:val="20"/>
               </w:rPr>
             </w:pPr>
@@ -1804,6 +1806,7 @@
                 <w:color w:val="000000"/>
                 <w:spacing w:val="-12"/>
                 <w:kern w:val="0"/>
+                <w:sz w:val="18"/>
                 <w:szCs w:val="20"/>
               </w:rPr>
               <w:t>⑫</w:t>
@@ -1814,6 +1817,7 @@
                 <w:color w:val="000000"/>
                 <w:spacing w:val="-12"/>
                 <w:kern w:val="0"/>
+                <w:sz w:val="18"/>
                 <w:szCs w:val="20"/>
               </w:rPr>
               <w:t>Shipping Marks</w:t>
@@ -1843,12 +1847,14 @@
             <w:pPr>
               <w:snapToGrid w:val="0"/>
               <w:spacing w:after="0"/>
+              <w:jc w:val="left"/>
               <w:textAlignment w:val="baseline"/>
               <w:rPr>
                 <w:rFonts w:ascii="Times New Roman" w:eastAsia="굴림" w:hAnsi="Times New Roman" w:cs="Times New Roman"/>
                 <w:color w:val="000000"/>
                 <w:spacing w:val="-14"/>
                 <w:kern w:val="0"/>
+                <w:sz w:val="18"/>
                 <w:szCs w:val="20"/>
               </w:rPr>
             </w:pPr>
@@ -1858,6 +1864,7 @@
                 <w:color w:val="000000"/>
                 <w:spacing w:val="-12"/>
                 <w:kern w:val="0"/>
+                <w:sz w:val="18"/>
                 <w:szCs w:val="20"/>
               </w:rPr>
               <w:t>⑬</w:t>
@@ -1868,21 +1875,24 @@
                 <w:color w:val="000000"/>
                 <w:spacing w:val="-14"/>
                 <w:kern w:val="0"/>
-                <w:szCs w:val="20"/>
-              </w:rPr>
-              <w:t xml:space="preserve">No.&amp;kind of </w:t>
-            </w:r>
-          </w:p>
-          <w:p>
-            <w:pPr>
-              <w:snapToGrid w:val="0"/>
-              <w:spacing w:after="0"/>
+                <w:sz w:val="18"/>
+                <w:szCs w:val="20"/>
+              </w:rPr>
+              <w:t>No.&amp;kind</w:t>
+            </w:r>
+          </w:p>
+          <w:p>
+            <w:pPr>
+              <w:snapToGrid w:val="0"/>
+              <w:spacing w:after="0"/>
+              <w:jc w:val="left"/>
               <w:textAlignment w:val="baseline"/>
               <w:rPr>
                 <w:rFonts w:ascii="Times New Roman" w:eastAsia="굴림" w:hAnsi="Times New Roman" w:cs="Times New Roman"/>
                 <w:color w:val="000000"/>
                 <w:spacing w:val="-14"/>
                 <w:kern w:val="0"/>
+                <w:sz w:val="18"/>
                 <w:szCs w:val="20"/>
               </w:rPr>
             </w:pPr>
@@ -1892,9 +1902,10 @@
                 <w:color w:val="000000"/>
                 <w:spacing w:val="-14"/>
                 <w:kern w:val="0"/>
-                <w:szCs w:val="20"/>
-              </w:rPr>
-              <w:t>packages</w:t>
+                <w:sz w:val="18"/>
+                <w:szCs w:val="20"/>
+              </w:rPr>
+              <w:t>of packages</w:t>
             </w:r>
           </w:p>
         </w:tc>
@@ -1921,12 +1932,14 @@
             <w:pPr>
               <w:snapToGrid w:val="0"/>
               <w:spacing w:after="0"/>
-              <w:textAlignment w:val="baseline"/>
-              <w:rPr>
-                <w:rFonts w:ascii="Times New Roman" w:eastAsia="굴림" w:hAnsi="Times New Roman" w:cs="Times New Roman"/>
-                <w:color w:val="000000"/>
-                <w:spacing w:val="-12"/>
-                <w:kern w:val="0"/>
+              <w:jc w:val="left"/>
+              <w:textAlignment w:val="baseline"/>
+              <w:rPr>
+                <w:rFonts w:ascii="Times New Roman" w:eastAsia="굴림" w:hAnsi="Times New Roman" w:cs="Times New Roman"/>
+                <w:color w:val="000000"/>
+                <w:spacing w:val="-12"/>
+                <w:kern w:val="0"/>
+                <w:sz w:val="18"/>
                 <w:szCs w:val="20"/>
               </w:rPr>
             </w:pPr>
@@ -1936,6 +1949,7 @@
                 <w:color w:val="000000"/>
                 <w:spacing w:val="-12"/>
                 <w:kern w:val="0"/>
+                <w:sz w:val="18"/>
                 <w:szCs w:val="20"/>
               </w:rPr>
               <w:t>⑭</w:t>
@@ -1946,6 +1960,7 @@
                 <w:color w:val="000000"/>
                 <w:spacing w:val="-12"/>
                 <w:kern w:val="0"/>
+                <w:sz w:val="18"/>
                 <w:szCs w:val="20"/>
               </w:rPr>
               <w:t xml:space="preserve">Goods </w:t>
@@ -1955,21 +1970,24 @@
             <w:pPr>
               <w:snapToGrid w:val="0"/>
               <w:spacing w:after="0"/>
-              <w:textAlignment w:val="baseline"/>
-              <w:rPr>
-                <w:rFonts w:ascii="Times New Roman" w:eastAsia="굴림" w:hAnsi="Times New Roman" w:cs="Times New Roman"/>
-                <w:color w:val="000000"/>
-                <w:spacing w:val="-12"/>
-                <w:kern w:val="0"/>
-                <w:szCs w:val="20"/>
-              </w:rPr>
-            </w:pPr>
-            <w:r>
-              <w:rPr>
-                <w:rFonts w:ascii="Times New Roman" w:eastAsia="바탕" w:hAnsi="Times New Roman" w:cs="Times New Roman"/>
-                <w:color w:val="000000"/>
-                <w:spacing w:val="-12"/>
-                <w:kern w:val="0"/>
+              <w:jc w:val="left"/>
+              <w:textAlignment w:val="baseline"/>
+              <w:rPr>
+                <w:rFonts w:ascii="Times New Roman" w:eastAsia="굴림" w:hAnsi="Times New Roman" w:cs="Times New Roman"/>
+                <w:color w:val="000000"/>
+                <w:spacing w:val="-12"/>
+                <w:kern w:val="0"/>
+                <w:sz w:val="18"/>
+                <w:szCs w:val="20"/>
+              </w:rPr>
+            </w:pPr>
+            <w:r>
+              <w:rPr>
+                <w:rFonts w:ascii="Times New Roman" w:eastAsia="바탕" w:hAnsi="Times New Roman" w:cs="Times New Roman"/>
+                <w:color w:val="000000"/>
+                <w:spacing w:val="-12"/>
+                <w:kern w:val="0"/>
+                <w:sz w:val="18"/>
                 <w:szCs w:val="20"/>
               </w:rPr>
               <w:t>description</w:t>
@@ -1978,7 +1996,7 @@
         </w:tc>
         <w:tc>
           <w:tcPr>
-            <w:tcW w:w="1325" w:type="dxa"/>
+            <w:tcW w:w="1125" w:type="dxa"/>
             <w:gridSpan w:val="2"/>
             <w:tcBorders>
               <w:top w:val="single" w:sz="2" w:space="0" w:color="000000"/>
@@ -1999,12 +2017,14 @@
             <w:pPr>
               <w:snapToGrid w:val="0"/>
               <w:spacing w:after="0"/>
-              <w:textAlignment w:val="baseline"/>
-              <w:rPr>
-                <w:rFonts w:ascii="Times New Roman" w:eastAsia="굴림" w:hAnsi="Times New Roman" w:cs="Times New Roman"/>
-                <w:color w:val="000000"/>
-                <w:spacing w:val="-12"/>
-                <w:kern w:val="0"/>
+              <w:jc w:val="left"/>
+              <w:textAlignment w:val="baseline"/>
+              <w:rPr>
+                <w:rFonts w:ascii="Times New Roman" w:eastAsia="굴림" w:hAnsi="Times New Roman" w:cs="Times New Roman"/>
+                <w:color w:val="000000"/>
+                <w:spacing w:val="-12"/>
+                <w:kern w:val="0"/>
+                <w:sz w:val="18"/>
                 <w:szCs w:val="20"/>
               </w:rPr>
             </w:pPr>
@@ -2014,6 +2034,7 @@
                 <w:color w:val="000000"/>
                 <w:spacing w:val="-12"/>
                 <w:kern w:val="0"/>
+                <w:sz w:val="18"/>
                 <w:szCs w:val="20"/>
               </w:rPr>
               <w:t>⑮</w:t>
@@ -2024,6 +2045,7 @@
                 <w:color w:val="000000"/>
                 <w:spacing w:val="-12"/>
                 <w:kern w:val="0"/>
+                <w:sz w:val="18"/>
                 <w:szCs w:val="20"/>
               </w:rPr>
               <w:t>Quantity</w:t>
@@ -2032,7 +2054,7 @@
         </w:tc>
         <w:tc>
           <w:tcPr>
-            <w:tcW w:w="1206" w:type="dxa"/>
+            <w:tcW w:w="1406" w:type="dxa"/>
             <w:tcBorders>
               <w:top w:val="single" w:sz="2" w:space="0" w:color="000000"/>
               <w:left w:val="dotted" w:sz="2" w:space="0" w:color="000000"/>
@@ -2052,12 +2074,14 @@
             <w:pPr>
               <w:snapToGrid w:val="0"/>
               <w:spacing w:after="0"/>
-              <w:textAlignment w:val="baseline"/>
-              <w:rPr>
-                <w:rFonts w:ascii="Times New Roman" w:eastAsia="굴림" w:hAnsi="Times New Roman" w:cs="Times New Roman"/>
-                <w:color w:val="000000"/>
-                <w:spacing w:val="-12"/>
-                <w:kern w:val="0"/>
+              <w:jc w:val="left"/>
+              <w:textAlignment w:val="baseline"/>
+              <w:rPr>
+                <w:rFonts w:ascii="Times New Roman" w:eastAsia="굴림" w:hAnsi="Times New Roman" w:cs="Times New Roman"/>
+                <w:color w:val="000000"/>
+                <w:spacing w:val="-12"/>
+                <w:kern w:val="0"/>
+                <w:sz w:val="18"/>
                 <w:szCs w:val="20"/>
               </w:rPr>
             </w:pPr>
@@ -2067,6 +2091,7 @@
                 <w:color w:val="000000"/>
                 <w:spacing w:val="-12"/>
                 <w:kern w:val="0"/>
+                <w:sz w:val="18"/>
                 <w:szCs w:val="20"/>
               </w:rPr>
               <w:t>⑯</w:t>
@@ -2077,6 +2102,7 @@
                 <w:color w:val="000000"/>
                 <w:spacing w:val="-12"/>
                 <w:kern w:val="0"/>
+                <w:sz w:val="18"/>
                 <w:szCs w:val="20"/>
               </w:rPr>
               <w:t>Unit price</w:t>
@@ -2105,12 +2131,14 @@
             <w:pPr>
               <w:snapToGrid w:val="0"/>
               <w:spacing w:after="0"/>
-              <w:textAlignment w:val="baseline"/>
-              <w:rPr>
-                <w:rFonts w:ascii="Times New Roman" w:eastAsia="굴림" w:hAnsi="Times New Roman" w:cs="Times New Roman"/>
-                <w:color w:val="000000"/>
-                <w:spacing w:val="-12"/>
-                <w:kern w:val="0"/>
+              <w:jc w:val="left"/>
+              <w:textAlignment w:val="baseline"/>
+              <w:rPr>
+                <w:rFonts w:ascii="Times New Roman" w:eastAsia="굴림" w:hAnsi="Times New Roman" w:cs="Times New Roman"/>
+                <w:color w:val="000000"/>
+                <w:spacing w:val="-12"/>
+                <w:kern w:val="0"/>
+                <w:sz w:val="18"/>
                 <w:szCs w:val="20"/>
               </w:rPr>
             </w:pPr>
@@ -2120,6 +2148,7 @@
                 <w:color w:val="000000"/>
                 <w:spacing w:val="-12"/>
                 <w:kern w:val="0"/>
+                <w:sz w:val="18"/>
                 <w:szCs w:val="20"/>
               </w:rPr>
               <w:t>⑰</w:t>
@@ -2130,6 +2159,7 @@
                 <w:color w:val="000000"/>
                 <w:spacing w:val="-12"/>
                 <w:kern w:val="0"/>
+                <w:sz w:val="18"/>
                 <w:szCs w:val="20"/>
               </w:rPr>
               <w:t>Amount</w:t>
@@ -2241,7 +2271,7 @@
         </w:tc>
         <w:tc>
           <w:tcPr>
-            <w:tcW w:w="1325" w:type="dxa"/>
+            <w:tcW w:w="1125" w:type="dxa"/>
             <w:gridSpan w:val="2"/>
             <w:tcBorders>
               <w:top w:val="nil"/>
@@ -2274,7 +2304,7 @@
         </w:tc>
         <w:tc>
           <w:tcPr>
-            <w:tcW w:w="1206" w:type="dxa"/>
+            <w:tcW w:w="1406" w:type="dxa"/>
             <w:tcBorders>
               <w:top w:val="nil"/>
               <w:left w:val="dotted" w:sz="2" w:space="0" w:color="000000"/>
@@ -2582,6 +2612,21 @@
                 <w:szCs w:val="20"/>
               </w:rPr>
             </w:pPr>
+          </w:p>
+          <w:p>
+            <w:pPr>
+              <w:snapToGrid w:val="0"/>
+              <w:spacing w:after="0"/>
+              <w:jc w:val="left"/>
+              <w:textAlignment w:val="baseline"/>
+              <w:rPr>
+                <w:rFonts w:ascii="Times New Roman" w:eastAsia="굴림" w:hAnsi="Times New Roman" w:cs="Times New Roman"/>
+                <w:color w:val="000000"/>
+                <w:spacing w:val="-12"/>
+                <w:kern w:val="0"/>
+                <w:szCs w:val="20"/>
+              </w:rPr>
+            </w:pPr>
             <w:r>
               <w:rPr>
                 <w:rFonts w:ascii="Times New Roman" w:eastAsia="바탕" w:hAnsi="Times New Roman" w:cs="Times New Roman"/>
@@ -2671,7 +2716,7 @@
         </w:tc>
         <w:tc>
           <w:tcPr>
-            <w:tcW w:w="1325" w:type="dxa"/>
+            <w:tcW w:w="1125" w:type="dxa"/>
             <w:gridSpan w:val="2"/>
             <w:tcBorders>
               <w:top w:val="nil"/>
@@ -2739,7 +2784,7 @@
         </w:tc>
         <w:tc>
           <w:tcPr>
-            <w:tcW w:w="1206" w:type="dxa"/>
+            <w:tcW w:w="1406" w:type="dxa"/>
             <w:tcBorders>
               <w:top w:val="nil"/>
               <w:left w:val="dotted" w:sz="2" w:space="0" w:color="000000"/>
@@ -2828,8 +2873,8 @@
         </w:trPr>
         <w:tc>
           <w:tcPr>
-            <w:tcW w:w="6201" w:type="dxa"/>
-            <w:gridSpan w:val="6"/>
+            <w:tcW w:w="6213" w:type="dxa"/>
+            <w:gridSpan w:val="7"/>
             <w:tcBorders>
               <w:top w:val="nil"/>
               <w:left w:val="single" w:sz="12" w:space="0" w:color="000000"/>
@@ -2861,8 +2906,8 @@
         </w:tc>
         <w:tc>
           <w:tcPr>
-            <w:tcW w:w="3212" w:type="dxa"/>
-            <w:gridSpan w:val="3"/>
+            <w:tcW w:w="3201" w:type="dxa"/>
+            <w:gridSpan w:val="2"/>
             <w:tcBorders>
               <w:top w:val="single" w:sz="2" w:space="0" w:color="000000"/>
               <w:left w:val="single" w:sz="2" w:space="0" w:color="000000"/>

--- a/templates/commercial_invoice_template.docx
+++ b/templates/commercial_invoice_template.docx
@@ -1796,7 +1796,7 @@
                 <w:color w:val="000000"/>
                 <w:spacing w:val="-12"/>
                 <w:kern w:val="0"/>
-                <w:sz w:val="18"/>
+                <w:sz w:val="22"/>
                 <w:szCs w:val="20"/>
               </w:rPr>
             </w:pPr>
@@ -1806,7 +1806,7 @@
                 <w:color w:val="000000"/>
                 <w:spacing w:val="-12"/>
                 <w:kern w:val="0"/>
-                <w:sz w:val="18"/>
+                <w:sz w:val="22"/>
                 <w:szCs w:val="20"/>
               </w:rPr>
               <w:t>⑫</w:t>
@@ -1817,7 +1817,7 @@
                 <w:color w:val="000000"/>
                 <w:spacing w:val="-12"/>
                 <w:kern w:val="0"/>
-                <w:sz w:val="18"/>
+                <w:sz w:val="22"/>
                 <w:szCs w:val="20"/>
               </w:rPr>
               <w:t>Shipping Marks</w:t>
@@ -1854,7 +1854,7 @@
                 <w:color w:val="000000"/>
                 <w:spacing w:val="-14"/>
                 <w:kern w:val="0"/>
-                <w:sz w:val="18"/>
+                <w:sz w:val="22"/>
                 <w:szCs w:val="20"/>
               </w:rPr>
             </w:pPr>
@@ -1864,7 +1864,7 @@
                 <w:color w:val="000000"/>
                 <w:spacing w:val="-12"/>
                 <w:kern w:val="0"/>
-                <w:sz w:val="18"/>
+                <w:sz w:val="22"/>
                 <w:szCs w:val="20"/>
               </w:rPr>
               <w:t>⑬</w:t>
@@ -1875,7 +1875,7 @@
                 <w:color w:val="000000"/>
                 <w:spacing w:val="-14"/>
                 <w:kern w:val="0"/>
-                <w:sz w:val="18"/>
+                <w:sz w:val="22"/>
                 <w:szCs w:val="20"/>
               </w:rPr>
               <w:t>No.&amp;kind</w:t>
@@ -1892,7 +1892,7 @@
                 <w:color w:val="000000"/>
                 <w:spacing w:val="-14"/>
                 <w:kern w:val="0"/>
-                <w:sz w:val="18"/>
+                <w:sz w:val="22"/>
                 <w:szCs w:val="20"/>
               </w:rPr>
             </w:pPr>
@@ -1902,7 +1902,7 @@
                 <w:color w:val="000000"/>
                 <w:spacing w:val="-14"/>
                 <w:kern w:val="0"/>
-                <w:sz w:val="18"/>
+                <w:sz w:val="22"/>
                 <w:szCs w:val="20"/>
               </w:rPr>
               <w:t>of packages</w:t>
@@ -1939,7 +1939,7 @@
                 <w:color w:val="000000"/>
                 <w:spacing w:val="-12"/>
                 <w:kern w:val="0"/>
-                <w:sz w:val="18"/>
+                <w:sz w:val="22"/>
                 <w:szCs w:val="20"/>
               </w:rPr>
             </w:pPr>
@@ -1949,7 +1949,7 @@
                 <w:color w:val="000000"/>
                 <w:spacing w:val="-12"/>
                 <w:kern w:val="0"/>
-                <w:sz w:val="18"/>
+                <w:sz w:val="22"/>
                 <w:szCs w:val="20"/>
               </w:rPr>
               <w:t>⑭</w:t>
@@ -1960,7 +1960,7 @@
                 <w:color w:val="000000"/>
                 <w:spacing w:val="-12"/>
                 <w:kern w:val="0"/>
-                <w:sz w:val="18"/>
+                <w:sz w:val="22"/>
                 <w:szCs w:val="20"/>
               </w:rPr>
               <w:t xml:space="preserve">Goods </w:t>
@@ -1977,17 +1977,17 @@
                 <w:color w:val="000000"/>
                 <w:spacing w:val="-12"/>
                 <w:kern w:val="0"/>
-                <w:sz w:val="18"/>
-                <w:szCs w:val="20"/>
-              </w:rPr>
-            </w:pPr>
-            <w:r>
-              <w:rPr>
-                <w:rFonts w:ascii="Times New Roman" w:eastAsia="바탕" w:hAnsi="Times New Roman" w:cs="Times New Roman"/>
-                <w:color w:val="000000"/>
-                <w:spacing w:val="-12"/>
-                <w:kern w:val="0"/>
-                <w:sz w:val="18"/>
+                <w:sz w:val="22"/>
+                <w:szCs w:val="20"/>
+              </w:rPr>
+            </w:pPr>
+            <w:r>
+              <w:rPr>
+                <w:rFonts w:ascii="Times New Roman" w:eastAsia="바탕" w:hAnsi="Times New Roman" w:cs="Times New Roman"/>
+                <w:color w:val="000000"/>
+                <w:spacing w:val="-12"/>
+                <w:kern w:val="0"/>
+                <w:sz w:val="22"/>
                 <w:szCs w:val="20"/>
               </w:rPr>
               <w:t>description</w:t>
@@ -2024,7 +2024,7 @@
                 <w:color w:val="000000"/>
                 <w:spacing w:val="-12"/>
                 <w:kern w:val="0"/>
-                <w:sz w:val="18"/>
+                <w:sz w:val="22"/>
                 <w:szCs w:val="20"/>
               </w:rPr>
             </w:pPr>
@@ -2034,7 +2034,7 @@
                 <w:color w:val="000000"/>
                 <w:spacing w:val="-12"/>
                 <w:kern w:val="0"/>
-                <w:sz w:val="18"/>
+                <w:sz w:val="22"/>
                 <w:szCs w:val="20"/>
               </w:rPr>
               <w:t>⑮</w:t>
@@ -2045,7 +2045,7 @@
                 <w:color w:val="000000"/>
                 <w:spacing w:val="-12"/>
                 <w:kern w:val="0"/>
-                <w:sz w:val="18"/>
+                <w:sz w:val="22"/>
                 <w:szCs w:val="20"/>
               </w:rPr>
               <w:t>Quantity</w:t>
@@ -2081,7 +2081,7 @@
                 <w:color w:val="000000"/>
                 <w:spacing w:val="-12"/>
                 <w:kern w:val="0"/>
-                <w:sz w:val="18"/>
+                <w:sz w:val="22"/>
                 <w:szCs w:val="20"/>
               </w:rPr>
             </w:pPr>
@@ -2091,7 +2091,7 @@
                 <w:color w:val="000000"/>
                 <w:spacing w:val="-12"/>
                 <w:kern w:val="0"/>
-                <w:sz w:val="18"/>
+                <w:sz w:val="22"/>
                 <w:szCs w:val="20"/>
               </w:rPr>
               <w:t>⑯</w:t>
@@ -2102,7 +2102,7 @@
                 <w:color w:val="000000"/>
                 <w:spacing w:val="-12"/>
                 <w:kern w:val="0"/>
-                <w:sz w:val="18"/>
+                <w:sz w:val="22"/>
                 <w:szCs w:val="20"/>
               </w:rPr>
               <w:t>Unit price</w:t>
@@ -2138,7 +2138,7 @@
                 <w:color w:val="000000"/>
                 <w:spacing w:val="-12"/>
                 <w:kern w:val="0"/>
-                <w:sz w:val="18"/>
+                <w:sz w:val="22"/>
                 <w:szCs w:val="20"/>
               </w:rPr>
             </w:pPr>
@@ -2148,7 +2148,7 @@
                 <w:color w:val="000000"/>
                 <w:spacing w:val="-12"/>
                 <w:kern w:val="0"/>
-                <w:sz w:val="18"/>
+                <w:sz w:val="22"/>
                 <w:szCs w:val="20"/>
               </w:rPr>
               <w:t>⑰</w:t>
@@ -2159,7 +2159,7 @@
                 <w:color w:val="000000"/>
                 <w:spacing w:val="-12"/>
                 <w:kern w:val="0"/>
-                <w:sz w:val="18"/>
+                <w:sz w:val="22"/>
                 <w:szCs w:val="20"/>
               </w:rPr>
               <w:t>Amount</w:t>

--- a/templates/commercial_invoice_template.docx
+++ b/templates/commercial_invoice_template.docx
@@ -27,7 +27,7 @@
       </w:tblGrid>
       <w:tr>
         <w:trPr>
-          <w:trHeight w:val="320"/>
+          <w:trHeight w:val="408"/>
         </w:trPr>
         <w:tc>
           <w:tcPr>
@@ -628,7 +628,7 @@
       </w:tr>
       <w:tr>
         <w:trPr>
-          <w:trHeight w:val="400"/>
+          <w:trHeight w:val="580"/>
         </w:trPr>
         <w:tc>
           <w:tcPr>
@@ -759,7 +759,7 @@
       </w:tr>
       <w:tr>
         <w:trPr>
-          <w:trHeight w:val="800"/>
+          <w:trHeight w:val="879"/>
         </w:trPr>
         <w:tc>
           <w:tcPr>
@@ -1095,7 +1095,7 @@
       </w:tr>
       <w:tr>
         <w:trPr>
-          <w:trHeight w:val="500"/>
+          <w:trHeight w:val="713"/>
         </w:trPr>
         <w:tc>
           <w:tcPr>
@@ -1284,7 +1284,7 @@
       </w:tr>
       <w:tr>
         <w:trPr>
-          <w:trHeight w:val="340"/>
+          <w:trHeight w:val="424"/>
         </w:trPr>
         <w:tc>
           <w:tcPr>
@@ -2169,7 +2169,7 @@
       </w:tr>
       <w:tr>
         <w:trPr>
-          <w:trHeight w:val="200"/>
+          <w:trHeight w:val="131"/>
         </w:trPr>
         <w:tc>
           <w:tcPr>
@@ -2369,7 +2369,7 @@
       </w:tr>
       <w:tr>
         <w:trPr>
-          <w:trHeight w:val="1600"/>
+          <w:trHeight w:val="3256"/>
         </w:trPr>
         <w:tc>
           <w:tcPr>
@@ -2869,7 +2869,7 @@
       </w:tr>
       <w:tr>
         <w:trPr>
-          <w:trHeight w:val="1000"/>
+          <w:trHeight w:val="1458"/>
         </w:trPr>
         <w:tc>
           <w:tcPr>

--- a/templates/commercial_invoice_template.docx
+++ b/templates/commercial_invoice_template.docx
@@ -2169,7 +2169,7 @@
       </w:tr>
       <w:tr>
         <w:trPr>
-          <w:trHeight w:val="131"/>
+          <w:trHeight w:val="131" w:hRule="exact"/>
         </w:trPr>
         <w:tc>
           <w:tcPr>
@@ -2198,7 +2198,8 @@
                 <w:color w:val="000000"/>
                 <w:spacing w:val="-12"/>
                 <w:kern w:val="0"/>
-                <w:szCs w:val="20"/>
+                <w:sz w:val="2"/>
+                <w:szCs w:val="2"/>
               </w:rPr>
             </w:pPr>
           </w:p>
@@ -2231,7 +2232,8 @@
                 <w:color w:val="000000"/>
                 <w:spacing w:val="-12"/>
                 <w:kern w:val="0"/>
-                <w:szCs w:val="20"/>
+                <w:sz w:val="2"/>
+                <w:szCs w:val="2"/>
               </w:rPr>
             </w:pPr>
           </w:p>
@@ -2264,7 +2266,8 @@
                 <w:color w:val="000000"/>
                 <w:spacing w:val="-12"/>
                 <w:kern w:val="0"/>
-                <w:szCs w:val="20"/>
+                <w:sz w:val="2"/>
+                <w:szCs w:val="2"/>
               </w:rPr>
             </w:pPr>
           </w:p>
@@ -2297,7 +2300,8 @@
                 <w:color w:val="000000"/>
                 <w:spacing w:val="-12"/>
                 <w:kern w:val="0"/>
-                <w:szCs w:val="20"/>
+                <w:sz w:val="2"/>
+                <w:szCs w:val="2"/>
               </w:rPr>
             </w:pPr>
           </w:p>
@@ -2329,7 +2333,8 @@
                 <w:color w:val="000000"/>
                 <w:spacing w:val="-12"/>
                 <w:kern w:val="0"/>
-                <w:szCs w:val="20"/>
+                <w:sz w:val="2"/>
+                <w:szCs w:val="2"/>
               </w:rPr>
             </w:pPr>
           </w:p>
@@ -2361,7 +2366,8 @@
                 <w:color w:val="000000"/>
                 <w:spacing w:val="-12"/>
                 <w:kern w:val="0"/>
-                <w:szCs w:val="20"/>
+                <w:sz w:val="2"/>
+                <w:szCs w:val="2"/>
               </w:rPr>
             </w:pPr>
           </w:p>
@@ -2369,7 +2375,7 @@
       </w:tr>
       <w:tr>
         <w:trPr>
-          <w:trHeight w:val="3256"/>
+          <w:trHeight w:val="2200"/>
         </w:trPr>
         <w:tc>
           <w:tcPr>
@@ -2638,81 +2644,6 @@
               <w:t>{{goods_spec}}</w:t>
             </w:r>
           </w:p>
-          <w:p>
-            <w:pPr>
-              <w:snapToGrid w:val="0"/>
-              <w:spacing w:after="0"/>
-              <w:jc w:val="left"/>
-              <w:textAlignment w:val="baseline"/>
-              <w:rPr>
-                <w:rFonts w:ascii="Times New Roman" w:eastAsia="굴림" w:hAnsi="Times New Roman" w:cs="Times New Roman"/>
-                <w:color w:val="000000"/>
-                <w:spacing w:val="-12"/>
-                <w:kern w:val="0"/>
-                <w:szCs w:val="20"/>
-              </w:rPr>
-            </w:pPr>
-            <w:r>
-              <w:rPr>
-                <w:rFonts w:ascii="Times New Roman" w:eastAsia="바탕" w:hAnsi="Times New Roman" w:cs="Times New Roman"/>
-                <w:color w:val="000000"/>
-                <w:spacing w:val="-12"/>
-                <w:kern w:val="0"/>
-                <w:szCs w:val="20"/>
-              </w:rPr>
-              <w:t>{{goods_note1}}</w:t>
-            </w:r>
-          </w:p>
-          <w:p>
-            <w:pPr>
-              <w:snapToGrid w:val="0"/>
-              <w:spacing w:after="0"/>
-              <w:jc w:val="left"/>
-              <w:textAlignment w:val="baseline"/>
-              <w:rPr>
-                <w:rFonts w:ascii="Times New Roman" w:eastAsia="굴림" w:hAnsi="Times New Roman" w:cs="Times New Roman"/>
-                <w:color w:val="000000"/>
-                <w:spacing w:val="-12"/>
-                <w:kern w:val="0"/>
-                <w:szCs w:val="20"/>
-              </w:rPr>
-            </w:pPr>
-            <w:r>
-              <w:rPr>
-                <w:rFonts w:ascii="Times New Roman" w:eastAsia="바탕" w:hAnsi="Times New Roman" w:cs="Times New Roman"/>
-                <w:color w:val="000000"/>
-                <w:spacing w:val="-12"/>
-                <w:kern w:val="0"/>
-                <w:szCs w:val="20"/>
-              </w:rPr>
-              <w:t>{{goods_note2}}</w:t>
-            </w:r>
-          </w:p>
-          <w:p>
-            <w:pPr>
-              <w:snapToGrid w:val="0"/>
-              <w:spacing w:after="0"/>
-              <w:jc w:val="left"/>
-              <w:textAlignment w:val="baseline"/>
-              <w:rPr>
-                <w:rFonts w:ascii="Times New Roman" w:eastAsia="굴림" w:hAnsi="Times New Roman" w:cs="Times New Roman"/>
-                <w:color w:val="000000"/>
-                <w:spacing w:val="-12"/>
-                <w:kern w:val="0"/>
-                <w:szCs w:val="20"/>
-              </w:rPr>
-            </w:pPr>
-            <w:r>
-              <w:rPr>
-                <w:rFonts w:ascii="Times New Roman" w:eastAsia="바탕" w:hAnsi="Times New Roman" w:cs="Times New Roman"/>
-                <w:color w:val="000000"/>
-                <w:spacing w:val="-12"/>
-                <w:kern w:val="0"/>
-                <w:szCs w:val="20"/>
-              </w:rPr>
-              <w:t>{{goods_note3}}</w:t>
-            </w:r>
-          </w:p>
         </w:tc>
         <w:tc>
           <w:tcPr>
@@ -2869,7 +2800,7 @@
       </w:tr>
       <w:tr>
         <w:trPr>
-          <w:trHeight w:val="1458"/>
+          <w:trHeight w:val="1200"/>
         </w:trPr>
         <w:tc>
           <w:tcPr>

--- a/templates/commercial_invoice_template.docx
+++ b/templates/commercial_invoice_template.docx
@@ -2375,7 +2375,7 @@
       </w:tr>
       <w:tr>
         <w:trPr>
-          <w:trHeight w:val="2200"/>
+          <w:trHeight w:val="2863"/>
         </w:trPr>
         <w:tc>
           <w:tcPr>
@@ -2800,7 +2800,7 @@
       </w:tr>
       <w:tr>
         <w:trPr>
-          <w:trHeight w:val="1200"/>
+          <w:trHeight w:val="1458"/>
         </w:trPr>
         <w:tc>
           <w:tcPr>
@@ -2934,8 +2934,10 @@
     </w:tbl>
     <w:p>
       <w:pPr>
+        <w:spacing w:before="0" w:after="0" w:line="20" w:lineRule="exact"/>
         <w:rPr>
-          <w:rFonts w:ascii="Times New Roman" w:hAnsi="Times New Roman" w:cs="Times New Roman"/>
+          <w:sz w:val="2"/>
+          <w:szCs w:val="2"/>
         </w:rPr>
       </w:pPr>
     </w:p>

--- a/templates/commercial_invoice_template.docx
+++ b/templates/commercial_invoice_template.docx
@@ -2375,7 +2375,7 @@
       </w:tr>
       <w:tr>
         <w:trPr>
-          <w:trHeight w:val="2863"/>
+          <w:trHeight w:val="2400"/>
         </w:trPr>
         <w:tc>
           <w:tcPr>
